--- a/QuadERP Marketing Kit/08_objection_handling_playbook.docx
+++ b/QuadERP Marketing Kit/08_objection_handling_playbook.docx
@@ -34,10 +34,7 @@
         <w:t xml:space="preserve">“no”</w:t>
       </w:r>
       <w:r>
-        <w:t xml:space="preserve"> </w:t>
-      </w:r>
-      <w:r>
-        <w:t xml:space="preserve">— they’re saying</w:t>
+        <w:t xml:space="preserve">. They’re saying</w:t>
       </w:r>
       <w:r>
         <w:t xml:space="preserve"> </w:t>
@@ -165,15 +162,15 @@
         <w:t xml:space="preserve"> </w:t>
       </w:r>
       <w:r>
-        <w:t xml:space="preserve">“I totally understand — GHS 250 sounds like a lot when you think of it as an expense. But let me ask you something: how much stock do you think goes missing every month? Even if it’s just GHS 500 worth — and most shop owners we talk to lose more than that — QuadERP pays for itself and then some.</w:t>
-      </w:r>
-    </w:p>
-    <w:p>
-      <w:pPr>
-        <w:pStyle w:val="BodyText"/>
-      </w:pPr>
-      <w:r>
-        <w:t xml:space="preserve">Let me put it differently: GHS 250 a month is about GHS 8 a day. That’s less than what most shops lose in a single day from untracked sales, missing stock, or credit they forgot to collect. You’re not adding an expense — you’re plugging the leaks that are already costing you more.”</w:t>
+        <w:t xml:space="preserve">“I totally understand. GHS 250 sounds like a lot when you think of it as an expense. But let me ask you something: how much stock do you think goes missing every month? Even if it’s just GHS 500 worth, and most shop owners we talk to lose more than that. QuadERP pays for itself and then some.</w:t>
+      </w:r>
+    </w:p>
+    <w:p>
+      <w:pPr>
+        <w:pStyle w:val="BodyText"/>
+      </w:pPr>
+      <w:r>
+        <w:t xml:space="preserve">Let me put it differently: GHS 250 a month is about GHS 8 a day. That’s less than what most shops lose in a single day from untracked sales, missing stock, or credit they forgot to collect. You’re not adding an expense. You’re plugging the leaks that are already costing you more.”</w:t>
       </w:r>
     </w:p>
     <w:p>
@@ -250,7 +247,7 @@
         <w:t xml:space="preserve"> </w:t>
       </w:r>
       <w:r>
-        <w:t xml:space="preserve">They’re comfortable with what they know. Change feels risky. They’re also proud of their system — dismissing it feels like an insult to their effort.</w:t>
+        <w:t xml:space="preserve">They’re comfortable with what they know. Change feels risky. They’re also proud of their system. Dismissing it feels like an insult to their effort.</w:t>
       </w:r>
     </w:p>
     <w:p>
@@ -276,15 +273,15 @@
         <w:pStyle w:val="BodyText"/>
       </w:pPr>
       <w:r>
-        <w:t xml:space="preserve">But let me ask: can your book tell you right now — without going to the shop and counting — exactly how many units of your top product are in stock? Can it alert you when your cashier voids a sale at 8 PM? Can it tell you which customer owes you GHS 500 from three weeks ago?</w:t>
-      </w:r>
-    </w:p>
-    <w:p>
-      <w:pPr>
-        <w:pStyle w:val="BodyText"/>
-      </w:pPr>
-      <w:r>
-        <w:t xml:space="preserve">The book records what happened. QuadERP shows you what’s happening — and warns you about what’s going wrong. It doesn’t replace your brain. It gives your brain better information to work with.”</w:t>
+        <w:t xml:space="preserve">But let me ask: can your book tell you right now, without going to the shop and counting. Exactly how many units of your top product are in stock? Can it alert you when your cashier voids a sale at 8 PM? Can it tell you which customer owes you GHS 500 from three weeks ago?</w:t>
+      </w:r>
+    </w:p>
+    <w:p>
+      <w:pPr>
+        <w:pStyle w:val="BodyText"/>
+      </w:pPr>
+      <w:r>
+        <w:t xml:space="preserve">The book records what happened. QuadERP shows you what’s happening, and warns you about what’s going wrong. It doesn’t replace your brain. It gives your brain better information to work with.”</w:t>
       </w:r>
     </w:p>
     <w:p>
@@ -361,7 +358,7 @@
         <w:t xml:space="preserve"> </w:t>
       </w:r>
       <w:r>
-        <w:t xml:space="preserve">They’re worried about the transition period — downtime, mistakes, and the stress of teaching staff something new. They might also be projecting their own tech anxiety.</w:t>
+        <w:t xml:space="preserve">They’re worried about the transition period. Downtime, mistakes, and the stress of teaching staff something new. They might also be projecting their own tech anxiety.</w:t>
       </w:r>
     </w:p>
     <w:p>
@@ -379,7 +376,7 @@
         <w:t xml:space="preserve"> </w:t>
       </w:r>
       <w:r>
-        <w:t xml:space="preserve">“That’s actually one of the most common concerns we hear — and it’s the one that surprises owners the most after they start. Here’s why: if your staff can use WhatsApp, they can use QuadERP. The POS screen is simpler than writing a text message — it’s search, tap, and checkout.</w:t>
+        <w:t xml:space="preserve">“That’s actually one of the most common concerns we hear, and it’s the one that surprises owners the most after they start. Here’s why: if your staff can use WhatsApp, they can use QuadERP. The POS screen is simpler than writing a text message. It’s search, tap, and checkout.</w:t>
       </w:r>
     </w:p>
     <w:p>
@@ -413,7 +410,7 @@
         <w:t xml:space="preserve"> </w:t>
       </w:r>
       <w:r>
-        <w:t xml:space="preserve">“Would it help if I did a quick demo with you and your cashier together — so you can both see how simple it is?”</w:t>
+        <w:t xml:space="preserve">“Would it help if I did a quick demo with you and your cashier together, so you can both see how simple it is?”</w:t>
       </w:r>
     </w:p>
     <w:p>
@@ -498,15 +495,15 @@
         <w:pStyle w:val="BodyText"/>
       </w:pPr>
       <w:r>
-        <w:t xml:space="preserve">QuadERP works on any internet connection — your phone data, WiFi, even a slow connection. It doesn’t need fast internet. And most importantly, if the connection drops briefly, the system queues your transactions and syncs them when you come back online. You don’t stop selling.</w:t>
-      </w:r>
-    </w:p>
-    <w:p>
-      <w:pPr>
-        <w:pStyle w:val="BodyText"/>
-      </w:pPr>
-      <w:r>
-        <w:t xml:space="preserve">The reality is, most shop owners already use their phone data for WhatsApp all day. If you can send a WhatsApp message, your internet is good enough for QuadERP. And we’ve optimized it to use very little data — processing a sale uses about the same data as sending one WhatsApp photo.”</w:t>
+        <w:t xml:space="preserve">QuadERP works on any internet connection. Your phone data, WiFi, even a slow connection. It doesn’t need fast internet. And most importantly, if the connection drops briefly, the system queues your transactions and syncs them when you come back online. You don’t stop selling.</w:t>
+      </w:r>
+    </w:p>
+    <w:p>
+      <w:pPr>
+        <w:pStyle w:val="BodyText"/>
+      </w:pPr>
+      <w:r>
+        <w:t xml:space="preserve">The reality is, most shop owners already use their phone data for WhatsApp all day. If you can send a WhatsApp message, your internet is good enough for QuadERP. And we’ve optimized it to use very little data. Processing a sale uses about the same data as sending one WhatsApp photo.”</w:t>
       </w:r>
     </w:p>
     <w:p>
@@ -524,7 +521,7 @@
         <w:t xml:space="preserve"> </w:t>
       </w:r>
       <w:r>
-        <w:t xml:space="preserve">“What type of internet connection do you have at the shop? Let me tell you honestly if it’s enough — I won’t sell you something that won’t work for you.”</w:t>
+        <w:t xml:space="preserve">“What type of internet connection do you have at the shop? Let me tell you honestly if it’s enough. I won’t sell you something that won’t work for you.”</w:t>
       </w:r>
     </w:p>
     <w:p>
@@ -565,7 +562,7 @@
         <w:t xml:space="preserve"> </w:t>
       </w:r>
       <w:r>
-        <w:t xml:space="preserve">“I bought a POS system last year and it was useless — it kept crashing and the company didn’t help me. I’m not doing that again.”</w:t>
+        <w:t xml:space="preserve">“I bought a POS system last year and it was useless. It kept crashing and the company didn’t help me. I’m not doing that again.”</w:t>
       </w:r>
     </w:p>
     <w:p>
@@ -583,7 +580,7 @@
         <w:t xml:space="preserve"> </w:t>
       </w:r>
       <w:r>
-        <w:t xml:space="preserve">They’ve been burned. Trust is damaged. They’re generalizing from one bad experience. This is actually a hot lead — they’ve already validated the need for software. They just had the wrong solution.</w:t>
+        <w:t xml:space="preserve">They’ve been burned. Trust is damaged. They’re generalizing from one bad experience. This is actually a hot lead. They’ve already validated the need for software. They just had the wrong solution.</w:t>
       </w:r>
     </w:p>
     <w:p>
@@ -601,7 +598,7 @@
         <w:t xml:space="preserve"> </w:t>
       </w:r>
       <w:r>
-        <w:t xml:space="preserve">“That’s really frustrating — I’m sorry you had that experience. Can I ask which system it was? [Listen to their answer.]</w:t>
+        <w:t xml:space="preserve">“That’s really frustrating. I’m sorry you had that experience. Can I ask which system it was? [Listen to their answer.]</w:t>
       </w:r>
     </w:p>
     <w:p>
@@ -617,7 +614,7 @@
         <w:pStyle w:val="BodyText"/>
       </w:pPr>
       <w:r>
-        <w:t xml:space="preserve">First, it’s cloud-based — it runs on your phone, tablet, or any computer. There’s no special hardware to break. If your phone works, QuadERP works.</w:t>
+        <w:t xml:space="preserve">First, it’s cloud-based. It runs on your phone, tablet, or any computer. There’s no special hardware to break. If your phone works, QuadERP works.</w:t>
       </w:r>
     </w:p>
     <w:p>
@@ -633,7 +630,7 @@
         <w:pStyle w:val="BodyText"/>
       </w:pPr>
       <w:r>
-        <w:t xml:space="preserve">And third — that’s exactly why we offer 30 days free. You don’t pay a single cedi until you’ve confirmed it works for you. If it crashes, if your staff can’t use it, if it doesn’t do what I promised — you just stop. No cost.”</w:t>
+        <w:t xml:space="preserve">And third. That’s exactly why we offer 30 days free. You don’t pay a single cedi until you’ve confirmed it works for you. If it crashes, if your staff can’t use it, if it doesn’t do what I promised. You just stop. No cost.”</w:t>
       </w:r>
     </w:p>
     <w:p>
@@ -740,7 +737,7 @@
         <w:t xml:space="preserve"> </w:t>
       </w:r>
       <w:r>
-        <w:t xml:space="preserve">“Of course — it’s a decision for your business and you should take the time you need. I just want to make sure you have all the information.</w:t>
+        <w:t xml:space="preserve">“Of course. It’s a decision for your business and you should take the time you need. I just want to make sure you have all the information.</w:t>
       </w:r>
     </w:p>
     <w:p>
@@ -784,7 +781,7 @@
         <w:pStyle w:val="BodyText"/>
       </w:pPr>
       <w:r>
-        <w:t xml:space="preserve">“No problem at all. Here’s what I’ll do — I’ll send you a message in a couple of days, just to check in. No pressure. And the 30-day free trial is there whenever you’re ready. No credit card needed.”</w:t>
+        <w:t xml:space="preserve">“No problem at all. Here’s what I’ll do. I’ll send you a message in a couple of days, just to check in. No pressure. And the 30-day free trial is there whenever you’re ready. No credit card needed.”</w:t>
       </w:r>
     </w:p>
     <w:p>
@@ -843,7 +840,7 @@
         <w:t xml:space="preserve"> </w:t>
       </w:r>
       <w:r>
-        <w:t xml:space="preserve">“So the free trial is 30 days — but can I just keep using it for free? Is there a free plan?”</w:t>
+        <w:t xml:space="preserve">“So the free trial is 30 days, but can I just keep using it for free? Is there a free plan?”</w:t>
       </w:r>
     </w:p>
     <w:p>
@@ -879,7 +876,7 @@
         <w:t xml:space="preserve"> </w:t>
       </w:r>
       <w:r>
-        <w:t xml:space="preserve">“I wish I could! But here’s the honest truth — QuadERP costs money to run. The servers that store your data, the team that provides support, the engineers who keep adding new features — that all costs money. If we gave it away for free, we couldn’t keep it running or improving.</w:t>
+        <w:t xml:space="preserve">“I wish I could! But here’s the honest truth. QuadERP costs money to run. The servers that store your data, the team that provides support, the engineers who keep adding new features. That all costs money. If we gave it away for free, we couldn’t keep it running or improving.</w:t>
       </w:r>
     </w:p>
     <w:p>
@@ -895,7 +892,7 @@
         <w:pStyle w:val="BodyText"/>
       </w:pPr>
       <w:r>
-        <w:t xml:space="preserve">The free trial is genuinely 30 days of full access. Use it. Track everything. If at the end of 30 days you don’t think it’s worth GHS 250/month — then it’s not for you, and that’s fine. But I think you’ll see the value long before Day 30.”</w:t>
+        <w:t xml:space="preserve">The free trial is genuinely 30 days of full access. Use it. Track everything. If at the end of 30 days you don’t think it’s worth GHS 250/month, then it’s not for you, and that’s fine. But I think you’ll see the value long before Day 30.”</w:t>
       </w:r>
     </w:p>
     <w:p>
@@ -913,7 +910,7 @@
         <w:t xml:space="preserve"> </w:t>
       </w:r>
       <w:r>
-        <w:t xml:space="preserve">“If the system saved you GHS 1,000 in the first month — which many of our customers report — would GHS 250 feel like a fair price?”</w:t>
+        <w:t xml:space="preserve">“If the system saved you GHS 1,000 in the first month, which many of our customers report. Would GHS 250 feel like a fair price?”</w:t>
       </w:r>
     </w:p>
     <w:p>
@@ -990,23 +987,23 @@
         <w:t xml:space="preserve"> </w:t>
       </w:r>
       <w:r>
-        <w:t xml:space="preserve">“Great question — and the answer is no, you don’t lose your data. Here’s how it works:</w:t>
-      </w:r>
-    </w:p>
-    <w:p>
-      <w:pPr>
-        <w:pStyle w:val="BodyText"/>
-      </w:pPr>
-      <w:r>
-        <w:t xml:space="preserve">If your subscription lapses, your account is paused — you can’t process new sales or access the dashboard. But your data — every product, every sale, every customer record — is kept safe for 90 days. If you resubscribe within 90 days, everything is exactly where you left it.</w:t>
-      </w:r>
-    </w:p>
-    <w:p>
-      <w:pPr>
-        <w:pStyle w:val="BodyText"/>
-      </w:pPr>
-      <w:r>
-        <w:t xml:space="preserve">And at any time — whether you’re a paying customer or not — you can export all your data. Your products, sales history, customer list — you can download it all as a spreadsheet. Your data belongs to you, always.”</w:t>
+        <w:t xml:space="preserve">“Great question, and the answer is no, you don’t lose your data. Here’s how it works:</w:t>
+      </w:r>
+    </w:p>
+    <w:p>
+      <w:pPr>
+        <w:pStyle w:val="BodyText"/>
+      </w:pPr>
+      <w:r>
+        <w:t xml:space="preserve">If your subscription lapses, your account is paused. You can’t process new sales or access the dashboard. But your data, every product, every sale, every customer record. Is kept safe. For 30 days after you cancel, ask us and we will export your products, sales, customers and ledger into files you keep, and if you resubscribe in that window everything is exactly where you left it.</w:t>
+      </w:r>
+    </w:p>
+    <w:p>
+      <w:pPr>
+        <w:pStyle w:val="BodyText"/>
+      </w:pPr>
+      <w:r>
+        <w:t xml:space="preserve">And at any time, whether you’re a paying customer or not. You can export all your data. Your products, sales history, customer list. You can download it all as a spreadsheet. Your data belongs to you, always.”</w:t>
       </w:r>
     </w:p>
     <w:p>
@@ -1035,7 +1032,7 @@
       </w:r>
     </w:p>
     <w:bookmarkEnd w:id="17"/>
-    <w:bookmarkStart w:id="18" w:name="X50b517abd3ca0447ba6aecd4b22cbd7d81cf339"/>
+    <w:bookmarkStart w:id="18" w:name="X8093b0fe429a22cea9756ec8821c47b8639be2a"/>
     <w:p>
       <w:pPr>
         <w:pStyle w:val="Heading2"/>
@@ -1047,7 +1044,7 @@
         <w:t xml:space="preserve"> </w:t>
       </w:r>
       <w:r>
-        <w:t xml:space="preserve">“I don’t trust cloud — what if you get hacked?”</w:t>
+        <w:t xml:space="preserve">“I don’t trust cloud. What if you get hacked?”</w:t>
       </w:r>
     </w:p>
     <w:p>
@@ -1125,23 +1122,23 @@
         <w:t xml:space="preserve"> </w:t>
       </w:r>
       <w:r>
-        <w:t xml:space="preserve">“I completely understand the concern — data security is something we take extremely seriously. Let me explain how we protect your data:</w:t>
-      </w:r>
-    </w:p>
-    <w:p>
-      <w:pPr>
-        <w:pStyle w:val="BodyText"/>
-      </w:pPr>
-      <w:r>
-        <w:t xml:space="preserve">Your data is encrypted — that means even if someone somehow accessed the server, they’d see scrambled nonsense, not your sales records. We use the same level of security that banks and Mobile Money systems use.</w:t>
-      </w:r>
-    </w:p>
-    <w:p>
-      <w:pPr>
-        <w:pStyle w:val="BodyText"/>
-      </w:pPr>
-      <w:r>
-        <w:t xml:space="preserve">Here’s a question though: what happens right now if there’s a fire in your shop? Or a flood? Or someone steals your notebook? All your records — gone. With QuadERP, your data lives on secure cloud servers with multiple backups. Even if your phone breaks, you log in from another device and everything is there.</w:t>
+        <w:t xml:space="preserve">“I completely understand the concern. Data security is something we take extremely seriously. Let me explain how we protect your data:</w:t>
+      </w:r>
+    </w:p>
+    <w:p>
+      <w:pPr>
+        <w:pStyle w:val="BodyText"/>
+      </w:pPr>
+      <w:r>
+        <w:t xml:space="preserve">Your data is encrypted. That means even if someone somehow accessed the server, they’d see scrambled nonsense, not your sales records. We use the same level of security that banks and Mobile Money systems use.</w:t>
+      </w:r>
+    </w:p>
+    <w:p>
+      <w:pPr>
+        <w:pStyle w:val="BodyText"/>
+      </w:pPr>
+      <w:r>
+        <w:t xml:space="preserve">Here’s a question though: what happens right now if there’s a fire in your shop? Or a flood? Or someone steals your notebook? All your records. Gone. With QuadERP, your data lives on secure cloud servers with multiple backups. Even if your phone breaks, you log in from another device and everything is there.</w:t>
       </w:r>
     </w:p>
     <w:p>
@@ -1167,7 +1164,7 @@
         <w:t xml:space="preserve"> </w:t>
       </w:r>
       <w:r>
-        <w:t xml:space="preserve">“Would it help if I showed you the security features in the system — things like login verification and activity logs that track every action?”</w:t>
+        <w:t xml:space="preserve">“Would it help if I showed you the security features in the system. Things like login verification and activity logs that track every action?”</w:t>
       </w:r>
     </w:p>
     <w:p>
@@ -1226,7 +1223,7 @@
         <w:t xml:space="preserve"> </w:t>
       </w:r>
       <w:r>
-        <w:t xml:space="preserve">They’re comfortable outsourcing financial oversight. They may not realize that their accountant can only work with the data they provide — and if that data is incomplete (which it almost always is with manual records), the accountant’s output is also incomplete.</w:t>
+        <w:t xml:space="preserve">They’re comfortable outsourcing financial oversight. They may not realize that their accountant can only work with the data they provide, and if that data is incomplete (which it almost always is with manual records), the accountant’s output is also incomplete.</w:t>
       </w:r>
     </w:p>
     <w:p>
@@ -1244,23 +1241,23 @@
         <w:t xml:space="preserve"> </w:t>
       </w:r>
       <w:r>
-        <w:t xml:space="preserve">“That’s smart — having an accountant is important. But let me ask: what does your accountant work with? Your paper records, right? The receipts you saved, the entries in your book, the numbers you remember?</w:t>
-      </w:r>
-    </w:p>
-    <w:p>
-      <w:pPr>
-        <w:pStyle w:val="BodyText"/>
-      </w:pPr>
-      <w:r>
-        <w:t xml:space="preserve">Here’s the thing: your accountant can only be as accurate as the data you give them. If a sale wasn’t recorded, if a credit payment wasn’t noted, if stock went missing without a trace — your accountant can’t fix that. The output is only as good as the input.</w:t>
-      </w:r>
-    </w:p>
-    <w:p>
-      <w:pPr>
-        <w:pStyle w:val="BodyText"/>
-      </w:pPr>
-      <w:r>
-        <w:t xml:space="preserve">QuadERP doesn’t replace your accountant. It makes your accountant’s job easier — and their output more accurate. Instead of handing them a box of receipts and a messy notebook, you hand them clean, complete digital records. Many accountants actually love when their clients use systems like this because it saves them hours of reconciliation work.</w:t>
+        <w:t xml:space="preserve">“That’s smart. Having an accountant is important. But let me ask: what does your accountant work with? Your paper records, right? The receipts you saved, the entries in your book, the numbers you remember?</w:t>
+      </w:r>
+    </w:p>
+    <w:p>
+      <w:pPr>
+        <w:pStyle w:val="BodyText"/>
+      </w:pPr>
+      <w:r>
+        <w:t xml:space="preserve">Here’s the thing: your accountant can only be as accurate as the data you give them. If a sale wasn’t recorded, if a credit payment wasn’t noted, if stock went missing without a trace. Your accountant can’t fix that. The output is only as good as the input.</w:t>
+      </w:r>
+    </w:p>
+    <w:p>
+      <w:pPr>
+        <w:pStyle w:val="BodyText"/>
+      </w:pPr>
+      <w:r>
+        <w:t xml:space="preserve">QuadERP doesn’t replace your accountant. It makes your accountant’s job easier, and their output more accurate. Instead of handing them a box of receipts and a messy notebook, you hand them clean, complete digital records. Many accountants actually love when their clients use systems like this because it saves them hours of reconciliation work.</w:t>
       </w:r>
     </w:p>
     <w:p>
@@ -1345,7 +1342,7 @@
         <w:t xml:space="preserve"> </w:t>
       </w:r>
       <w:r>
-        <w:t xml:space="preserve">Whether it’s a book, Excel, or another POS — respect it. Then show them what they’re missing, not what they’re doing wrong.</w:t>
+        <w:t xml:space="preserve">Whether it’s a book, Excel, or another POS. Respect it. Then show them what they’re missing, not what they’re doing wrong.</w:t>
       </w:r>
     </w:p>
     <w:p>
@@ -1366,19 +1363,7 @@
         <w:t xml:space="preserve"> </w:t>
       </w:r>
       <w:r>
-        <w:t xml:space="preserve">“A pharmacy owner in Osu caught GHS 800/month in theft”</w:t>
-      </w:r>
-      <w:r>
-        <w:t xml:space="preserve"> </w:t>
-      </w:r>
-      <w:r>
-        <w:t xml:space="preserve">is 10x more persuasive than</w:t>
-      </w:r>
-      <w:r>
-        <w:t xml:space="preserve"> </w:t>
-      </w:r>
-      <w:r>
-        <w:t xml:space="preserve">“Our system has AI-powered loss prevention algorithms.”</w:t>
+        <w:t xml:space="preserve">A concrete story beats a feature list every time. Use a real one. Until a customer has given you theirs, describe what the system watches for and show it happening in the demo, which is concrete without being invented. Do not reach for a plausible-sounding owner in Osu, because the moment anyone asks which pharmacy, you have nothing.</w:t>
       </w:r>
     </w:p>
     <w:p>
@@ -1432,7 +1417,7 @@
         <w:t xml:space="preserve"> </w:t>
       </w:r>
       <w:r>
-        <w:t xml:space="preserve">A flyer, your business card, or a voice note they can replay. The sale often happens when you’re not in the room — someone else says</w:t>
+        <w:t xml:space="preserve">A flyer, your business card, or a voice note they can replay. The sale often happens when you’re not in the room. Someone else says</w:t>
       </w:r>
       <w:r>
         <w:t xml:space="preserve"> </w:t>
